--- a/Syllabus update2.docx
+++ b/Syllabus update2.docx
@@ -718,9 +718,9 @@
         <w:gridCol w:w="525"/>
         <w:gridCol w:w="510"/>
         <w:gridCol w:w="2475"/>
-        <w:gridCol w:w="1665"/>
+        <w:gridCol w:w="1664"/>
         <w:gridCol w:w="3045"/>
-        <w:gridCol w:w="885"/>
+        <w:gridCol w:w="886"/>
       </w:tblGrid>
       <w:tr>
         <w:trPr>
@@ -837,7 +837,7 @@
         </w:tc>
         <w:tc>
           <w:tcPr>
-            <w:tcW w:w="1665" w:type="dxa"/>
+            <w:tcW w:w="1664" w:type="dxa"/>
             <w:tcBorders>
               <w:top w:val="single" w:sz="4" w:space="0" w:color="111111"/>
               <w:start w:val="single" w:sz="4" w:space="0" w:color="111111"/>
@@ -898,7 +898,7 @@
         </w:tc>
         <w:tc>
           <w:tcPr>
-            <w:tcW w:w="885" w:type="dxa"/>
+            <w:tcW w:w="886" w:type="dxa"/>
             <w:tcBorders/>
           </w:tcPr>
           <w:p>
@@ -1034,7 +1034,7 @@
         </w:tc>
         <w:tc>
           <w:tcPr>
-            <w:tcW w:w="1665" w:type="dxa"/>
+            <w:tcW w:w="1664" w:type="dxa"/>
             <w:tcBorders>
               <w:top w:val="single" w:sz="4" w:space="0" w:color="111111"/>
               <w:start w:val="single" w:sz="4" w:space="0" w:color="111111"/>
@@ -1125,7 +1125,7 @@
         </w:tc>
         <w:tc>
           <w:tcPr>
-            <w:tcW w:w="885" w:type="dxa"/>
+            <w:tcW w:w="886" w:type="dxa"/>
             <w:tcBorders/>
           </w:tcPr>
           <w:p>
@@ -1260,7 +1260,7 @@
         </w:tc>
         <w:tc>
           <w:tcPr>
-            <w:tcW w:w="1665" w:type="dxa"/>
+            <w:tcW w:w="1664" w:type="dxa"/>
             <w:tcBorders>
               <w:top w:val="single" w:sz="4" w:space="0" w:color="111111"/>
               <w:start w:val="single" w:sz="4" w:space="0" w:color="111111"/>
@@ -1384,7 +1384,7 @@
         </w:tc>
         <w:tc>
           <w:tcPr>
-            <w:tcW w:w="885" w:type="dxa"/>
+            <w:tcW w:w="886" w:type="dxa"/>
             <w:tcBorders/>
           </w:tcPr>
           <w:p>
@@ -1519,7 +1519,7 @@
         </w:tc>
         <w:tc>
           <w:tcPr>
-            <w:tcW w:w="1665" w:type="dxa"/>
+            <w:tcW w:w="1664" w:type="dxa"/>
             <w:tcBorders>
               <w:top w:val="single" w:sz="4" w:space="0" w:color="111111"/>
               <w:start w:val="single" w:sz="4" w:space="0" w:color="111111"/>
@@ -1576,7 +1576,7 @@
         </w:tc>
         <w:tc>
           <w:tcPr>
-            <w:tcW w:w="885" w:type="dxa"/>
+            <w:tcW w:w="886" w:type="dxa"/>
             <w:tcBorders/>
           </w:tcPr>
           <w:p>
@@ -1711,7 +1711,7 @@
         </w:tc>
         <w:tc>
           <w:tcPr>
-            <w:tcW w:w="1665" w:type="dxa"/>
+            <w:tcW w:w="1664" w:type="dxa"/>
             <w:tcBorders>
               <w:top w:val="single" w:sz="4" w:space="0" w:color="111111"/>
               <w:start w:val="single" w:sz="4" w:space="0" w:color="111111"/>
@@ -1801,7 +1801,7 @@
         </w:tc>
         <w:tc>
           <w:tcPr>
-            <w:tcW w:w="885" w:type="dxa"/>
+            <w:tcW w:w="886" w:type="dxa"/>
             <w:tcBorders/>
           </w:tcPr>
           <w:p>
@@ -1936,7 +1936,7 @@
         </w:tc>
         <w:tc>
           <w:tcPr>
-            <w:tcW w:w="1665" w:type="dxa"/>
+            <w:tcW w:w="1664" w:type="dxa"/>
             <w:tcBorders>
               <w:top w:val="single" w:sz="4" w:space="0" w:color="111111"/>
               <w:start w:val="single" w:sz="4" w:space="0" w:color="111111"/>
@@ -2017,7 +2017,7 @@
         </w:tc>
         <w:tc>
           <w:tcPr>
-            <w:tcW w:w="885" w:type="dxa"/>
+            <w:tcW w:w="886" w:type="dxa"/>
             <w:tcBorders/>
           </w:tcPr>
           <w:p>
@@ -2152,7 +2152,7 @@
         </w:tc>
         <w:tc>
           <w:tcPr>
-            <w:tcW w:w="1665" w:type="dxa"/>
+            <w:tcW w:w="1664" w:type="dxa"/>
             <w:tcBorders>
               <w:top w:val="single" w:sz="4" w:space="0" w:color="111111"/>
               <w:start w:val="single" w:sz="4" w:space="0" w:color="111111"/>
@@ -2242,7 +2242,7 @@
         </w:tc>
         <w:tc>
           <w:tcPr>
-            <w:tcW w:w="885" w:type="dxa"/>
+            <w:tcW w:w="886" w:type="dxa"/>
             <w:tcBorders/>
           </w:tcPr>
           <w:p>
@@ -2377,7 +2377,7 @@
         </w:tc>
         <w:tc>
           <w:tcPr>
-            <w:tcW w:w="1665" w:type="dxa"/>
+            <w:tcW w:w="1664" w:type="dxa"/>
             <w:tcBorders>
               <w:top w:val="single" w:sz="4" w:space="0" w:color="111111"/>
               <w:start w:val="single" w:sz="4" w:space="0" w:color="111111"/>
@@ -2434,7 +2434,7 @@
         </w:tc>
         <w:tc>
           <w:tcPr>
-            <w:tcW w:w="885" w:type="dxa"/>
+            <w:tcW w:w="886" w:type="dxa"/>
             <w:tcBorders/>
           </w:tcPr>
           <w:p>
@@ -2565,7 +2565,7 @@
         </w:tc>
         <w:tc>
           <w:tcPr>
-            <w:tcW w:w="1665" w:type="dxa"/>
+            <w:tcW w:w="1664" w:type="dxa"/>
             <w:tcBorders>
               <w:start w:val="single" w:sz="4" w:space="0" w:color="111111"/>
               <w:bottom w:val="single" w:sz="4" w:space="0" w:color="111111"/>
@@ -2671,7 +2671,7 @@
         </w:tc>
         <w:tc>
           <w:tcPr>
-            <w:tcW w:w="885" w:type="dxa"/>
+            <w:tcW w:w="886" w:type="dxa"/>
             <w:tcBorders/>
           </w:tcPr>
           <w:p>
@@ -2802,7 +2802,7 @@
         </w:tc>
         <w:tc>
           <w:tcPr>
-            <w:tcW w:w="1665" w:type="dxa"/>
+            <w:tcW w:w="1664" w:type="dxa"/>
             <w:tcBorders>
               <w:start w:val="single" w:sz="4" w:space="0" w:color="111111"/>
               <w:bottom w:val="single" w:sz="4" w:space="0" w:color="111111"/>
@@ -2875,7 +2875,7 @@
         </w:tc>
         <w:tc>
           <w:tcPr>
-            <w:tcW w:w="885" w:type="dxa"/>
+            <w:tcW w:w="886" w:type="dxa"/>
             <w:tcBorders/>
           </w:tcPr>
           <w:p>
@@ -3010,7 +3010,7 @@
         </w:tc>
         <w:tc>
           <w:tcPr>
-            <w:tcW w:w="1665" w:type="dxa"/>
+            <w:tcW w:w="1664" w:type="dxa"/>
             <w:tcBorders>
               <w:top w:val="single" w:sz="4" w:space="0" w:color="111111"/>
               <w:start w:val="single" w:sz="4" w:space="0" w:color="111111"/>
@@ -3084,7 +3084,7 @@
         </w:tc>
         <w:tc>
           <w:tcPr>
-            <w:tcW w:w="885" w:type="dxa"/>
+            <w:tcW w:w="886" w:type="dxa"/>
             <w:tcBorders/>
           </w:tcPr>
           <w:p>
@@ -3219,7 +3219,7 @@
         </w:tc>
         <w:tc>
           <w:tcPr>
-            <w:tcW w:w="1665" w:type="dxa"/>
+            <w:tcW w:w="1664" w:type="dxa"/>
             <w:tcBorders>
               <w:top w:val="single" w:sz="4" w:space="0" w:color="111111"/>
               <w:start w:val="single" w:sz="4" w:space="0" w:color="111111"/>
@@ -3293,7 +3293,7 @@
         </w:tc>
         <w:tc>
           <w:tcPr>
-            <w:tcW w:w="885" w:type="dxa"/>
+            <w:tcW w:w="886" w:type="dxa"/>
             <w:tcBorders/>
           </w:tcPr>
           <w:p>
@@ -3428,7 +3428,7 @@
         </w:tc>
         <w:tc>
           <w:tcPr>
-            <w:tcW w:w="1665" w:type="dxa"/>
+            <w:tcW w:w="1664" w:type="dxa"/>
             <w:tcBorders>
               <w:top w:val="single" w:sz="4" w:space="0" w:color="111111"/>
               <w:start w:val="single" w:sz="4" w:space="0" w:color="111111"/>
@@ -3502,7 +3502,7 @@
         </w:tc>
         <w:tc>
           <w:tcPr>
-            <w:tcW w:w="885" w:type="dxa"/>
+            <w:tcW w:w="886" w:type="dxa"/>
             <w:tcBorders/>
           </w:tcPr>
           <w:p>
@@ -3637,7 +3637,7 @@
         </w:tc>
         <w:tc>
           <w:tcPr>
-            <w:tcW w:w="1665" w:type="dxa"/>
+            <w:tcW w:w="1664" w:type="dxa"/>
             <w:tcBorders>
               <w:top w:val="single" w:sz="4" w:space="0" w:color="111111"/>
               <w:start w:val="single" w:sz="4" w:space="0" w:color="111111"/>
@@ -3727,7 +3727,7 @@
         </w:tc>
         <w:tc>
           <w:tcPr>
-            <w:tcW w:w="885" w:type="dxa"/>
+            <w:tcW w:w="886" w:type="dxa"/>
             <w:tcBorders/>
           </w:tcPr>
           <w:p>
@@ -3861,7 +3861,7 @@
         </w:tc>
         <w:tc>
           <w:tcPr>
-            <w:tcW w:w="1665" w:type="dxa"/>
+            <w:tcW w:w="1664" w:type="dxa"/>
             <w:tcBorders>
               <w:top w:val="single" w:sz="4" w:space="0" w:color="111111"/>
               <w:start w:val="single" w:sz="4" w:space="0" w:color="111111"/>
@@ -3918,7 +3918,7 @@
         </w:tc>
         <w:tc>
           <w:tcPr>
-            <w:tcW w:w="885" w:type="dxa"/>
+            <w:tcW w:w="886" w:type="dxa"/>
             <w:tcBorders/>
           </w:tcPr>
           <w:p>
@@ -4052,7 +4052,7 @@
         </w:tc>
         <w:tc>
           <w:tcPr>
-            <w:tcW w:w="1665" w:type="dxa"/>
+            <w:tcW w:w="1664" w:type="dxa"/>
             <w:tcBorders>
               <w:top w:val="single" w:sz="4" w:space="0" w:color="111111"/>
               <w:start w:val="single" w:sz="4" w:space="0" w:color="111111"/>
@@ -4109,7 +4109,7 @@
         </w:tc>
         <w:tc>
           <w:tcPr>
-            <w:tcW w:w="885" w:type="dxa"/>
+            <w:tcW w:w="886" w:type="dxa"/>
             <w:tcBorders/>
           </w:tcPr>
           <w:p>
@@ -4242,7 +4242,7 @@
         </w:tc>
         <w:tc>
           <w:tcPr>
-            <w:tcW w:w="1665" w:type="dxa"/>
+            <w:tcW w:w="1664" w:type="dxa"/>
             <w:tcBorders>
               <w:top w:val="single" w:sz="4" w:space="0" w:color="111111"/>
               <w:start w:val="single" w:sz="4" w:space="0" w:color="111111"/>
@@ -4299,7 +4299,7 @@
         </w:tc>
         <w:tc>
           <w:tcPr>
-            <w:tcW w:w="885" w:type="dxa"/>
+            <w:tcW w:w="886" w:type="dxa"/>
             <w:tcBorders/>
           </w:tcPr>
           <w:p>
@@ -4687,7 +4687,7 @@
     <w:tbl>
       <w:tblPr>
         <w:tblStyle w:val="Table2"/>
-        <w:tblW w:w="3880" w:type="dxa"/>
+        <w:tblW w:w="5835" w:type="dxa"/>
         <w:jc w:val="start"/>
         <w:tblInd w:w="0" w:type="dxa"/>
         <w:tblLayout w:type="fixed"/>
@@ -4700,8 +4700,9 @@
         <w:tblLook w:val="0600"/>
       </w:tblPr>
       <w:tblGrid>
-        <w:gridCol w:w="2915"/>
-        <w:gridCol w:w="965"/>
+        <w:gridCol w:w="2335"/>
+        <w:gridCol w:w="1235"/>
+        <w:gridCol w:w="2265"/>
       </w:tblGrid>
       <w:tr>
         <w:trPr>
@@ -4709,7 +4710,7 @@
         </w:trPr>
         <w:tc>
           <w:tcPr>
-            <w:tcW w:w="2915" w:type="dxa"/>
+            <w:tcW w:w="2335" w:type="dxa"/>
             <w:tcBorders>
               <w:bottom w:val="single" w:sz="8" w:space="0" w:color="000000"/>
             </w:tcBorders>
@@ -4731,7 +4732,7 @@
         </w:tc>
         <w:tc>
           <w:tcPr>
-            <w:tcW w:w="965" w:type="dxa"/>
+            <w:tcW w:w="1235" w:type="dxa"/>
             <w:tcBorders>
               <w:bottom w:val="single" w:sz="8" w:space="0" w:color="000000"/>
             </w:tcBorders>
@@ -4748,6 +4749,29 @@
                 <w:bCs/>
               </w:rPr>
               <w:t>Weight</w:t>
+            </w:r>
+          </w:p>
+        </w:tc>
+        <w:tc>
+          <w:tcPr>
+            <w:tcW w:w="2265" w:type="dxa"/>
+            <w:tcBorders>
+              <w:bottom w:val="single" w:sz="8" w:space="0" w:color="000000"/>
+            </w:tcBorders>
+          </w:tcPr>
+          <w:p>
+            <w:pPr>
+              <w:pStyle w:val="normal1"/>
+              <w:jc w:val="center"/>
+              <w:rPr>
+                <w:lang w:val="en-US"/>
+              </w:rPr>
+            </w:pPr>
+            <w:r>
+              <w:rPr>
+                <w:lang w:val="en-US"/>
+              </w:rPr>
+              <w:t>Exact score</w:t>
             </w:r>
           </w:p>
         </w:tc>
@@ -4758,7 +4782,7 @@
         </w:trPr>
         <w:tc>
           <w:tcPr>
-            <w:tcW w:w="2915" w:type="dxa"/>
+            <w:tcW w:w="2335" w:type="dxa"/>
             <w:tcBorders>
               <w:top w:val="single" w:sz="8" w:space="0" w:color="000000"/>
               <w:bottom w:val="single" w:sz="8" w:space="0" w:color="000000"/>
@@ -4777,7 +4801,7 @@
         </w:tc>
         <w:tc>
           <w:tcPr>
-            <w:tcW w:w="965" w:type="dxa"/>
+            <w:tcW w:w="1235" w:type="dxa"/>
             <w:tcBorders>
               <w:top w:val="single" w:sz="8" w:space="0" w:color="000000"/>
               <w:bottom w:val="single" w:sz="8" w:space="0" w:color="000000"/>
@@ -4791,6 +4815,25 @@
             <w:r>
               <w:rPr/>
               <w:t>50%</w:t>
+            </w:r>
+          </w:p>
+        </w:tc>
+        <w:tc>
+          <w:tcPr>
+            <w:tcW w:w="2265" w:type="dxa"/>
+            <w:tcBorders>
+              <w:top w:val="single" w:sz="8" w:space="0" w:color="000000"/>
+              <w:bottom w:val="single" w:sz="8" w:space="0" w:color="000000"/>
+            </w:tcBorders>
+          </w:tcPr>
+          <w:p>
+            <w:pPr>
+              <w:pStyle w:val="normal1"/>
+              <w:rPr/>
+            </w:pPr>
+            <w:r>
+              <w:rPr/>
+              <w:t>Defense – 5, report 2.5</w:t>
             </w:r>
           </w:p>
         </w:tc>
@@ -4801,7 +4844,7 @@
         </w:trPr>
         <w:tc>
           <w:tcPr>
-            <w:tcW w:w="2915" w:type="dxa"/>
+            <w:tcW w:w="2335" w:type="dxa"/>
             <w:tcBorders>
               <w:top w:val="single" w:sz="8" w:space="0" w:color="000000"/>
               <w:bottom w:val="single" w:sz="8" w:space="0" w:color="000000"/>
@@ -4820,7 +4863,7 @@
         </w:tc>
         <w:tc>
           <w:tcPr>
-            <w:tcW w:w="965" w:type="dxa"/>
+            <w:tcW w:w="1235" w:type="dxa"/>
             <w:tcBorders>
               <w:top w:val="single" w:sz="8" w:space="0" w:color="000000"/>
               <w:bottom w:val="single" w:sz="8" w:space="0" w:color="000000"/>
@@ -4834,6 +4877,25 @@
             <w:r>
               <w:rPr/>
               <w:t>10%</w:t>
+            </w:r>
+          </w:p>
+        </w:tc>
+        <w:tc>
+          <w:tcPr>
+            <w:tcW w:w="2265" w:type="dxa"/>
+            <w:tcBorders>
+              <w:top w:val="single" w:sz="8" w:space="0" w:color="000000"/>
+              <w:bottom w:val="single" w:sz="8" w:space="0" w:color="000000"/>
+            </w:tcBorders>
+          </w:tcPr>
+          <w:p>
+            <w:pPr>
+              <w:pStyle w:val="normal1"/>
+              <w:rPr/>
+            </w:pPr>
+            <w:r>
+              <w:rPr/>
+              <w:t>2 * 5</w:t>
             </w:r>
           </w:p>
         </w:tc>
@@ -4844,7 +4906,7 @@
         </w:trPr>
         <w:tc>
           <w:tcPr>
-            <w:tcW w:w="2915" w:type="dxa"/>
+            <w:tcW w:w="2335" w:type="dxa"/>
             <w:tcBorders>
               <w:top w:val="single" w:sz="8" w:space="0" w:color="000000"/>
               <w:bottom w:val="single" w:sz="8" w:space="0" w:color="000000"/>
@@ -4863,7 +4925,7 @@
         </w:tc>
         <w:tc>
           <w:tcPr>
-            <w:tcW w:w="965" w:type="dxa"/>
+            <w:tcW w:w="1235" w:type="dxa"/>
             <w:tcBorders>
               <w:top w:val="single" w:sz="8" w:space="0" w:color="000000"/>
               <w:bottom w:val="single" w:sz="8" w:space="0" w:color="000000"/>
@@ -4877,6 +4939,25 @@
             <w:r>
               <w:rPr/>
               <w:t>10%</w:t>
+            </w:r>
+          </w:p>
+        </w:tc>
+        <w:tc>
+          <w:tcPr>
+            <w:tcW w:w="2265" w:type="dxa"/>
+            <w:tcBorders>
+              <w:top w:val="single" w:sz="8" w:space="0" w:color="000000"/>
+              <w:bottom w:val="single" w:sz="8" w:space="0" w:color="000000"/>
+            </w:tcBorders>
+          </w:tcPr>
+          <w:p>
+            <w:pPr>
+              <w:pStyle w:val="normal1"/>
+              <w:rPr/>
+            </w:pPr>
+            <w:r>
+              <w:rPr/>
+              <w:t>Bonuses = 1 per session</w:t>
             </w:r>
           </w:p>
         </w:tc>
@@ -4887,7 +4968,7 @@
         </w:trPr>
         <w:tc>
           <w:tcPr>
-            <w:tcW w:w="2915" w:type="dxa"/>
+            <w:tcW w:w="2335" w:type="dxa"/>
             <w:tcBorders>
               <w:top w:val="single" w:sz="8" w:space="0" w:color="000000"/>
               <w:bottom w:val="single" w:sz="8" w:space="0" w:color="000000"/>
@@ -4906,7 +4987,7 @@
         </w:tc>
         <w:tc>
           <w:tcPr>
-            <w:tcW w:w="965" w:type="dxa"/>
+            <w:tcW w:w="1235" w:type="dxa"/>
             <w:tcBorders>
               <w:top w:val="single" w:sz="8" w:space="0" w:color="000000"/>
               <w:bottom w:val="single" w:sz="8" w:space="0" w:color="000000"/>
@@ -4923,6 +5004,24 @@
             </w:r>
           </w:p>
         </w:tc>
+        <w:tc>
+          <w:tcPr>
+            <w:tcW w:w="2265" w:type="dxa"/>
+            <w:tcBorders>
+              <w:top w:val="single" w:sz="8" w:space="0" w:color="000000"/>
+              <w:bottom w:val="single" w:sz="8" w:space="0" w:color="000000"/>
+            </w:tcBorders>
+          </w:tcPr>
+          <w:p>
+            <w:pPr>
+              <w:pStyle w:val="normal1"/>
+              <w:rPr/>
+            </w:pPr>
+            <w:r>
+              <w:rPr/>
+            </w:r>
+          </w:p>
+        </w:tc>
       </w:tr>
     </w:tbl>
     <w:p>
@@ -4933,11 +5032,7 @@
       </w:pPr>
       <w:r>
         <w:rPr/>
-        <w:t>Practical assignment will be assessed either in form of assignment defense presentation, or written repor</w:t>
-      </w:r>
-      <w:r>
-        <w:rPr/>
-        <w:t>t.</w:t>
+        <w:t>Practical assignment will be assessed either in form of assignment defense presentation, or written report.</w:t>
       </w:r>
     </w:p>
     <w:p>
@@ -6513,8 +6608,8 @@
       <w:bCs/>
     </w:rPr>
   </w:style>
-  <w:style w:type="character" w:styleId="user">
-    <w:name w:val="Маркери (user)"/>
+  <w:style w:type="character" w:styleId="Style8">
+    <w:name w:val="Маркери"/>
     <w:qFormat/>
     <w:rPr>
       <w:rFonts w:ascii="OpenSymbol" w:hAnsi="OpenSymbol" w:eastAsia="OpenSymbol" w:cs="OpenSymbol"/>
@@ -6527,12 +6622,12 @@
       <w:u w:val="single"/>
     </w:rPr>
   </w:style>
-  <w:style w:type="character" w:styleId="user1">
-    <w:name w:val="Символ нумерації (user)"/>
+  <w:style w:type="character" w:styleId="Style9">
+    <w:name w:val="Символ нумерації"/>
     <w:qFormat/>
     <w:rPr/>
   </w:style>
-  <w:style w:type="paragraph" w:styleId="Style8">
+  <w:style w:type="paragraph" w:styleId="Style10">
     <w:name w:val="Заголовок"/>
     <w:basedOn w:val="Normal"/>
     <w:next w:val="BodyText"/>
@@ -6579,7 +6674,7 @@
       <w:szCs w:val="24"/>
     </w:rPr>
   </w:style>
-  <w:style w:type="paragraph" w:styleId="Style9">
+  <w:style w:type="paragraph" w:styleId="Style11">
     <w:name w:val="Покажчик"/>
     <w:basedOn w:val="Normal"/>
     <w:qFormat/>
@@ -6590,7 +6685,7 @@
       <w:rFonts w:cs="Arial"/>
     </w:rPr>
   </w:style>
-  <w:style w:type="paragraph" w:styleId="user2">
+  <w:style w:type="paragraph" w:styleId="user">
     <w:name w:val="Заголовок (user)"/>
     <w:basedOn w:val="Normal"/>
     <w:next w:val="BodyText"/>
@@ -6605,7 +6700,7 @@
       <w:szCs w:val="28"/>
     </w:rPr>
   </w:style>
-  <w:style w:type="paragraph" w:styleId="user3">
+  <w:style w:type="paragraph" w:styleId="user1">
     <w:name w:val="Покажчик (user)"/>
     <w:basedOn w:val="Normal"/>
     <w:qFormat/>
@@ -6671,8 +6766,8 @@
       <w:szCs w:val="30"/>
     </w:rPr>
   </w:style>
-  <w:style w:type="paragraph" w:styleId="Style10">
-    <w:name w:val="Вміст таблиці"/>
+  <w:style w:type="paragraph" w:styleId="user2">
+    <w:name w:val="Вміст таблиці (user)"/>
     <w:basedOn w:val="Normal"/>
     <w:qFormat/>
     <w:pPr>
@@ -6681,9 +6776,9 @@
     </w:pPr>
     <w:rPr/>
   </w:style>
-  <w:style w:type="paragraph" w:styleId="Style11">
-    <w:name w:val="Заголовок таблиці"/>
-    <w:basedOn w:val="Style10"/>
+  <w:style w:type="paragraph" w:styleId="user3">
+    <w:name w:val="Заголовок таблиці (user)"/>
+    <w:basedOn w:val="user2"/>
     <w:qFormat/>
     <w:pPr>
       <w:suppressLineNumbers/>

--- a/Syllabus update2.docx
+++ b/Syllabus update2.docx
@@ -718,9 +718,9 @@
         <w:gridCol w:w="525"/>
         <w:gridCol w:w="510"/>
         <w:gridCol w:w="2475"/>
-        <w:gridCol w:w="1664"/>
+        <w:gridCol w:w="1663"/>
         <w:gridCol w:w="3045"/>
-        <w:gridCol w:w="886"/>
+        <w:gridCol w:w="887"/>
       </w:tblGrid>
       <w:tr>
         <w:trPr>
@@ -837,7 +837,7 @@
         </w:tc>
         <w:tc>
           <w:tcPr>
-            <w:tcW w:w="1664" w:type="dxa"/>
+            <w:tcW w:w="1663" w:type="dxa"/>
             <w:tcBorders>
               <w:top w:val="single" w:sz="4" w:space="0" w:color="111111"/>
               <w:start w:val="single" w:sz="4" w:space="0" w:color="111111"/>
@@ -898,7 +898,7 @@
         </w:tc>
         <w:tc>
           <w:tcPr>
-            <w:tcW w:w="886" w:type="dxa"/>
+            <w:tcW w:w="887" w:type="dxa"/>
             <w:tcBorders/>
           </w:tcPr>
           <w:p>
@@ -1034,7 +1034,7 @@
         </w:tc>
         <w:tc>
           <w:tcPr>
-            <w:tcW w:w="1664" w:type="dxa"/>
+            <w:tcW w:w="1663" w:type="dxa"/>
             <w:tcBorders>
               <w:top w:val="single" w:sz="4" w:space="0" w:color="111111"/>
               <w:start w:val="single" w:sz="4" w:space="0" w:color="111111"/>
@@ -1125,7 +1125,7 @@
         </w:tc>
         <w:tc>
           <w:tcPr>
-            <w:tcW w:w="886" w:type="dxa"/>
+            <w:tcW w:w="887" w:type="dxa"/>
             <w:tcBorders/>
           </w:tcPr>
           <w:p>
@@ -1260,7 +1260,7 @@
         </w:tc>
         <w:tc>
           <w:tcPr>
-            <w:tcW w:w="1664" w:type="dxa"/>
+            <w:tcW w:w="1663" w:type="dxa"/>
             <w:tcBorders>
               <w:top w:val="single" w:sz="4" w:space="0" w:color="111111"/>
               <w:start w:val="single" w:sz="4" w:space="0" w:color="111111"/>
@@ -1384,7 +1384,7 @@
         </w:tc>
         <w:tc>
           <w:tcPr>
-            <w:tcW w:w="886" w:type="dxa"/>
+            <w:tcW w:w="887" w:type="dxa"/>
             <w:tcBorders/>
           </w:tcPr>
           <w:p>
@@ -1519,7 +1519,7 @@
         </w:tc>
         <w:tc>
           <w:tcPr>
-            <w:tcW w:w="1664" w:type="dxa"/>
+            <w:tcW w:w="1663" w:type="dxa"/>
             <w:tcBorders>
               <w:top w:val="single" w:sz="4" w:space="0" w:color="111111"/>
               <w:start w:val="single" w:sz="4" w:space="0" w:color="111111"/>
@@ -1576,7 +1576,7 @@
         </w:tc>
         <w:tc>
           <w:tcPr>
-            <w:tcW w:w="886" w:type="dxa"/>
+            <w:tcW w:w="887" w:type="dxa"/>
             <w:tcBorders/>
           </w:tcPr>
           <w:p>
@@ -1593,7 +1593,7 @@
                 <w:sz w:val="14"/>
                 <w:szCs w:val="14"/>
               </w:rPr>
-              <w:t>Report</w:t>
+              <w:t>Defense</w:t>
             </w:r>
           </w:p>
         </w:tc>
@@ -1706,12 +1706,14 @@
                 <w:szCs w:val="14"/>
               </w:rPr>
               <w:t>High-dimensional biological data; PCA, feature selection and data leakage, other dimensionality reduction algorithms</w:t>
-            </w:r>
-          </w:p>
-        </w:tc>
-        <w:tc>
-          <w:tcPr>
-            <w:tcW w:w="1664" w:type="dxa"/>
+              <w:br/>
+              <w:t>Similarity-based learning, kNN, SVM and clustering</w:t>
+            </w:r>
+          </w:p>
+        </w:tc>
+        <w:tc>
+          <w:tcPr>
+            <w:tcW w:w="1663" w:type="dxa"/>
             <w:tcBorders>
               <w:top w:val="single" w:sz="4" w:space="0" w:color="111111"/>
               <w:start w:val="single" w:sz="4" w:space="0" w:color="111111"/>
@@ -1801,7 +1803,7 @@
         </w:tc>
         <w:tc>
           <w:tcPr>
-            <w:tcW w:w="886" w:type="dxa"/>
+            <w:tcW w:w="887" w:type="dxa"/>
             <w:tcBorders/>
           </w:tcPr>
           <w:p>
@@ -1818,7 +1820,7 @@
                 <w:sz w:val="14"/>
                 <w:szCs w:val="14"/>
               </w:rPr>
-              <w:t>Defense</w:t>
+              <w:t>Report</w:t>
             </w:r>
           </w:p>
         </w:tc>
@@ -1936,7 +1938,7 @@
         </w:tc>
         <w:tc>
           <w:tcPr>
-            <w:tcW w:w="1664" w:type="dxa"/>
+            <w:tcW w:w="1663" w:type="dxa"/>
             <w:tcBorders>
               <w:top w:val="single" w:sz="4" w:space="0" w:color="111111"/>
               <w:start w:val="single" w:sz="4" w:space="0" w:color="111111"/>
@@ -2017,7 +2019,7 @@
         </w:tc>
         <w:tc>
           <w:tcPr>
-            <w:tcW w:w="886" w:type="dxa"/>
+            <w:tcW w:w="887" w:type="dxa"/>
             <w:tcBorders/>
           </w:tcPr>
           <w:p>
@@ -2034,7 +2036,7 @@
                 <w:sz w:val="14"/>
                 <w:szCs w:val="14"/>
               </w:rPr>
-              <w:t>Report</w:t>
+              <w:t>Defense</w:t>
             </w:r>
           </w:p>
         </w:tc>
@@ -2146,13 +2148,13 @@
                 <w:sz w:val="14"/>
                 <w:szCs w:val="14"/>
               </w:rPr>
-              <w:t>Similarity-based learning, kNN, SVM and clustering</w:t>
-            </w:r>
-          </w:p>
-        </w:tc>
-        <w:tc>
-          <w:tcPr>
-            <w:tcW w:w="1664" w:type="dxa"/>
+              <w:t>Neural networks and representation learning for biological data</w:t>
+            </w:r>
+          </w:p>
+        </w:tc>
+        <w:tc>
+          <w:tcPr>
+            <w:tcW w:w="1663" w:type="dxa"/>
             <w:tcBorders>
               <w:top w:val="single" w:sz="4" w:space="0" w:color="111111"/>
               <w:start w:val="single" w:sz="4" w:space="0" w:color="111111"/>
@@ -2180,40 +2182,20 @@
                 <w:sz w:val="14"/>
                 <w:szCs w:val="14"/>
               </w:rPr>
-              <w:t>Biological sample similarity, SVM classification and subtype discovery with clustering</w:t>
-            </w:r>
-          </w:p>
-          <w:p>
-            <w:pPr>
-              <w:pStyle w:val="normal1"/>
-              <w:spacing w:before="0" w:after="0"/>
-              <w:rPr>
-                <w:sz w:val="14"/>
-                <w:szCs w:val="14"/>
-              </w:rPr>
-            </w:pPr>
-            <w:r>
-              <w:rPr>
-                <w:sz w:val="14"/>
-                <w:szCs w:val="14"/>
-              </w:rPr>
-            </w:r>
-          </w:p>
-          <w:p>
-            <w:pPr>
-              <w:pStyle w:val="normal1"/>
-              <w:spacing w:before="0" w:after="0"/>
-              <w:rPr>
-                <w:sz w:val="14"/>
-                <w:szCs w:val="14"/>
-              </w:rPr>
-            </w:pPr>
-            <w:r>
-              <w:rPr>
-                <w:sz w:val="14"/>
-                <w:szCs w:val="14"/>
-              </w:rPr>
-              <w:t xml:space="preserve">kmeans, hclust, spectral </w:t>
+              <w:t>Training and evaluating a basic neural network on a biological prediction</w:t>
+            </w:r>
+          </w:p>
+          <w:p>
+            <w:pPr>
+              <w:pStyle w:val="normal1"/>
+              <w:spacing w:before="0" w:after="0"/>
+              <w:rPr>
+                <w:sz w:val="14"/>
+                <w:szCs w:val="14"/>
+              </w:rPr>
+            </w:pPr>
+            <w:r>
+              <w:rPr/>
             </w:r>
           </w:p>
         </w:tc>
@@ -2236,13 +2218,13 @@
                 <w:sz w:val="14"/>
                 <w:szCs w:val="14"/>
               </w:rPr>
-              <w:t>Single-cell transcriptomics annotated PBMC 3k subset; cell-type labels allow both clustering and supervised kNN/SVM tasks.</w:t>
-            </w:r>
-          </w:p>
-        </w:tc>
-        <w:tc>
-          <w:tcPr>
-            <w:tcW w:w="886" w:type="dxa"/>
+              <w:t>High-dimensional biological prediction  TCGA-BRCA expression subset or another omics classification dataset; reuse supports classical-vs-MLP comparison.</w:t>
+            </w:r>
+          </w:p>
+        </w:tc>
+        <w:tc>
+          <w:tcPr>
+            <w:tcW w:w="887" w:type="dxa"/>
             <w:tcBorders/>
           </w:tcPr>
           <w:p>
@@ -2259,14 +2241,14 @@
                 <w:sz w:val="14"/>
                 <w:szCs w:val="14"/>
               </w:rPr>
-              <w:t>Defense</w:t>
+              <w:t>Report</w:t>
             </w:r>
           </w:p>
         </w:tc>
       </w:tr>
       <w:tr>
         <w:trPr>
-          <w:trHeight w:val="1132" w:hRule="atLeast"/>
+          <w:trHeight w:val="1439" w:hRule="atLeast"/>
         </w:trPr>
         <w:tc>
           <w:tcPr>
@@ -2377,7 +2359,7 @@
         </w:tc>
         <w:tc>
           <w:tcPr>
-            <w:tcW w:w="1664" w:type="dxa"/>
+            <w:tcW w:w="1663" w:type="dxa"/>
             <w:tcBorders>
               <w:top w:val="single" w:sz="4" w:space="0" w:color="111111"/>
               <w:start w:val="single" w:sz="4" w:space="0" w:color="111111"/>
@@ -2434,7 +2416,7 @@
         </w:tc>
         <w:tc>
           <w:tcPr>
-            <w:tcW w:w="886" w:type="dxa"/>
+            <w:tcW w:w="887" w:type="dxa"/>
             <w:tcBorders/>
           </w:tcPr>
           <w:p>
@@ -2565,7 +2547,7 @@
         </w:tc>
         <w:tc>
           <w:tcPr>
-            <w:tcW w:w="1664" w:type="dxa"/>
+            <w:tcW w:w="1663" w:type="dxa"/>
             <w:tcBorders>
               <w:start w:val="single" w:sz="4" w:space="0" w:color="111111"/>
               <w:bottom w:val="single" w:sz="4" w:space="0" w:color="111111"/>
@@ -2671,7 +2653,7 @@
         </w:tc>
         <w:tc>
           <w:tcPr>
-            <w:tcW w:w="886" w:type="dxa"/>
+            <w:tcW w:w="887" w:type="dxa"/>
             <w:tcBorders/>
           </w:tcPr>
           <w:p>
@@ -2802,7 +2784,7 @@
         </w:tc>
         <w:tc>
           <w:tcPr>
-            <w:tcW w:w="1664" w:type="dxa"/>
+            <w:tcW w:w="1663" w:type="dxa"/>
             <w:tcBorders>
               <w:start w:val="single" w:sz="4" w:space="0" w:color="111111"/>
               <w:bottom w:val="single" w:sz="4" w:space="0" w:color="111111"/>
@@ -2875,7 +2857,7 @@
         </w:tc>
         <w:tc>
           <w:tcPr>
-            <w:tcW w:w="886" w:type="dxa"/>
+            <w:tcW w:w="887" w:type="dxa"/>
             <w:tcBorders/>
           </w:tcPr>
           <w:p>
@@ -3010,7 +2992,7 @@
         </w:tc>
         <w:tc>
           <w:tcPr>
-            <w:tcW w:w="1664" w:type="dxa"/>
+            <w:tcW w:w="1663" w:type="dxa"/>
             <w:tcBorders>
               <w:top w:val="single" w:sz="4" w:space="0" w:color="111111"/>
               <w:start w:val="single" w:sz="4" w:space="0" w:color="111111"/>
@@ -3084,7 +3066,7 @@
         </w:tc>
         <w:tc>
           <w:tcPr>
-            <w:tcW w:w="886" w:type="dxa"/>
+            <w:tcW w:w="887" w:type="dxa"/>
             <w:tcBorders/>
           </w:tcPr>
           <w:p>
@@ -3219,7 +3201,7 @@
         </w:tc>
         <w:tc>
           <w:tcPr>
-            <w:tcW w:w="1664" w:type="dxa"/>
+            <w:tcW w:w="1663" w:type="dxa"/>
             <w:tcBorders>
               <w:top w:val="single" w:sz="4" w:space="0" w:color="111111"/>
               <w:start w:val="single" w:sz="4" w:space="0" w:color="111111"/>
@@ -3293,7 +3275,7 @@
         </w:tc>
         <w:tc>
           <w:tcPr>
-            <w:tcW w:w="886" w:type="dxa"/>
+            <w:tcW w:w="887" w:type="dxa"/>
             <w:tcBorders/>
           </w:tcPr>
           <w:p>
@@ -3428,7 +3410,7 @@
         </w:tc>
         <w:tc>
           <w:tcPr>
-            <w:tcW w:w="1664" w:type="dxa"/>
+            <w:tcW w:w="1663" w:type="dxa"/>
             <w:tcBorders>
               <w:top w:val="single" w:sz="4" w:space="0" w:color="111111"/>
               <w:start w:val="single" w:sz="4" w:space="0" w:color="111111"/>
@@ -3502,7 +3484,7 @@
         </w:tc>
         <w:tc>
           <w:tcPr>
-            <w:tcW w:w="886" w:type="dxa"/>
+            <w:tcW w:w="887" w:type="dxa"/>
             <w:tcBorders/>
           </w:tcPr>
           <w:p>
@@ -3637,7 +3619,7 @@
         </w:tc>
         <w:tc>
           <w:tcPr>
-            <w:tcW w:w="1664" w:type="dxa"/>
+            <w:tcW w:w="1663" w:type="dxa"/>
             <w:tcBorders>
               <w:top w:val="single" w:sz="4" w:space="0" w:color="111111"/>
               <w:start w:val="single" w:sz="4" w:space="0" w:color="111111"/>
@@ -3727,7 +3709,7 @@
         </w:tc>
         <w:tc>
           <w:tcPr>
-            <w:tcW w:w="886" w:type="dxa"/>
+            <w:tcW w:w="887" w:type="dxa"/>
             <w:tcBorders/>
           </w:tcPr>
           <w:p>
@@ -3861,7 +3843,7 @@
         </w:tc>
         <w:tc>
           <w:tcPr>
-            <w:tcW w:w="1664" w:type="dxa"/>
+            <w:tcW w:w="1663" w:type="dxa"/>
             <w:tcBorders>
               <w:top w:val="single" w:sz="4" w:space="0" w:color="111111"/>
               <w:start w:val="single" w:sz="4" w:space="0" w:color="111111"/>
@@ -3918,7 +3900,7 @@
         </w:tc>
         <w:tc>
           <w:tcPr>
-            <w:tcW w:w="886" w:type="dxa"/>
+            <w:tcW w:w="887" w:type="dxa"/>
             <w:tcBorders/>
           </w:tcPr>
           <w:p>
@@ -4052,7 +4034,7 @@
         </w:tc>
         <w:tc>
           <w:tcPr>
-            <w:tcW w:w="1664" w:type="dxa"/>
+            <w:tcW w:w="1663" w:type="dxa"/>
             <w:tcBorders>
               <w:top w:val="single" w:sz="4" w:space="0" w:color="111111"/>
               <w:start w:val="single" w:sz="4" w:space="0" w:color="111111"/>
@@ -4109,7 +4091,7 @@
         </w:tc>
         <w:tc>
           <w:tcPr>
-            <w:tcW w:w="886" w:type="dxa"/>
+            <w:tcW w:w="887" w:type="dxa"/>
             <w:tcBorders/>
           </w:tcPr>
           <w:p>
@@ -4242,7 +4224,7 @@
         </w:tc>
         <w:tc>
           <w:tcPr>
-            <w:tcW w:w="1664" w:type="dxa"/>
+            <w:tcW w:w="1663" w:type="dxa"/>
             <w:tcBorders>
               <w:top w:val="single" w:sz="4" w:space="0" w:color="111111"/>
               <w:start w:val="single" w:sz="4" w:space="0" w:color="111111"/>
@@ -4299,7 +4281,7 @@
         </w:tc>
         <w:tc>
           <w:tcPr>
-            <w:tcW w:w="886" w:type="dxa"/>
+            <w:tcW w:w="887" w:type="dxa"/>
             <w:tcBorders/>
           </w:tcPr>
           <w:p>
@@ -4701,8 +4683,8 @@
       </w:tblPr>
       <w:tblGrid>
         <w:gridCol w:w="2335"/>
-        <w:gridCol w:w="1235"/>
-        <w:gridCol w:w="2265"/>
+        <w:gridCol w:w="1234"/>
+        <w:gridCol w:w="2266"/>
       </w:tblGrid>
       <w:tr>
         <w:trPr>
@@ -4732,7 +4714,7 @@
         </w:tc>
         <w:tc>
           <w:tcPr>
-            <w:tcW w:w="1235" w:type="dxa"/>
+            <w:tcW w:w="1234" w:type="dxa"/>
             <w:tcBorders>
               <w:bottom w:val="single" w:sz="8" w:space="0" w:color="000000"/>
             </w:tcBorders>
@@ -4754,7 +4736,7 @@
         </w:tc>
         <w:tc>
           <w:tcPr>
-            <w:tcW w:w="2265" w:type="dxa"/>
+            <w:tcW w:w="2266" w:type="dxa"/>
             <w:tcBorders>
               <w:bottom w:val="single" w:sz="8" w:space="0" w:color="000000"/>
             </w:tcBorders>
@@ -4801,7 +4783,7 @@
         </w:tc>
         <w:tc>
           <w:tcPr>
-            <w:tcW w:w="1235" w:type="dxa"/>
+            <w:tcW w:w="1234" w:type="dxa"/>
             <w:tcBorders>
               <w:top w:val="single" w:sz="8" w:space="0" w:color="000000"/>
               <w:bottom w:val="single" w:sz="8" w:space="0" w:color="000000"/>
@@ -4820,7 +4802,7 @@
         </w:tc>
         <w:tc>
           <w:tcPr>
-            <w:tcW w:w="2265" w:type="dxa"/>
+            <w:tcW w:w="2266" w:type="dxa"/>
             <w:tcBorders>
               <w:top w:val="single" w:sz="8" w:space="0" w:color="000000"/>
               <w:bottom w:val="single" w:sz="8" w:space="0" w:color="000000"/>
@@ -4863,7 +4845,7 @@
         </w:tc>
         <w:tc>
           <w:tcPr>
-            <w:tcW w:w="1235" w:type="dxa"/>
+            <w:tcW w:w="1234" w:type="dxa"/>
             <w:tcBorders>
               <w:top w:val="single" w:sz="8" w:space="0" w:color="000000"/>
               <w:bottom w:val="single" w:sz="8" w:space="0" w:color="000000"/>
@@ -4882,7 +4864,7 @@
         </w:tc>
         <w:tc>
           <w:tcPr>
-            <w:tcW w:w="2265" w:type="dxa"/>
+            <w:tcW w:w="2266" w:type="dxa"/>
             <w:tcBorders>
               <w:top w:val="single" w:sz="8" w:space="0" w:color="000000"/>
               <w:bottom w:val="single" w:sz="8" w:space="0" w:color="000000"/>
@@ -4925,7 +4907,7 @@
         </w:tc>
         <w:tc>
           <w:tcPr>
-            <w:tcW w:w="1235" w:type="dxa"/>
+            <w:tcW w:w="1234" w:type="dxa"/>
             <w:tcBorders>
               <w:top w:val="single" w:sz="8" w:space="0" w:color="000000"/>
               <w:bottom w:val="single" w:sz="8" w:space="0" w:color="000000"/>
@@ -4944,7 +4926,7 @@
         </w:tc>
         <w:tc>
           <w:tcPr>
-            <w:tcW w:w="2265" w:type="dxa"/>
+            <w:tcW w:w="2266" w:type="dxa"/>
             <w:tcBorders>
               <w:top w:val="single" w:sz="8" w:space="0" w:color="000000"/>
               <w:bottom w:val="single" w:sz="8" w:space="0" w:color="000000"/>
@@ -4987,7 +4969,7 @@
         </w:tc>
         <w:tc>
           <w:tcPr>
-            <w:tcW w:w="1235" w:type="dxa"/>
+            <w:tcW w:w="1234" w:type="dxa"/>
             <w:tcBorders>
               <w:top w:val="single" w:sz="8" w:space="0" w:color="000000"/>
               <w:bottom w:val="single" w:sz="8" w:space="0" w:color="000000"/>
@@ -5006,7 +4988,7 @@
         </w:tc>
         <w:tc>
           <w:tcPr>
-            <w:tcW w:w="2265" w:type="dxa"/>
+            <w:tcW w:w="2266" w:type="dxa"/>
             <w:tcBorders>
               <w:top w:val="single" w:sz="8" w:space="0" w:color="000000"/>
               <w:bottom w:val="single" w:sz="8" w:space="0" w:color="000000"/>
@@ -6608,8 +6590,8 @@
       <w:bCs/>
     </w:rPr>
   </w:style>
-  <w:style w:type="character" w:styleId="Style8">
-    <w:name w:val="Маркери"/>
+  <w:style w:type="character" w:styleId="user">
+    <w:name w:val="Маркери (user)"/>
     <w:qFormat/>
     <w:rPr>
       <w:rFonts w:ascii="OpenSymbol" w:hAnsi="OpenSymbol" w:eastAsia="OpenSymbol" w:cs="OpenSymbol"/>
@@ -6622,12 +6604,12 @@
       <w:u w:val="single"/>
     </w:rPr>
   </w:style>
-  <w:style w:type="character" w:styleId="Style9">
-    <w:name w:val="Символ нумерації"/>
+  <w:style w:type="character" w:styleId="user1">
+    <w:name w:val="Символ нумерації (user)"/>
     <w:qFormat/>
     <w:rPr/>
   </w:style>
-  <w:style w:type="paragraph" w:styleId="Style10">
+  <w:style w:type="paragraph" w:styleId="Style8">
     <w:name w:val="Заголовок"/>
     <w:basedOn w:val="Normal"/>
     <w:next w:val="BodyText"/>
@@ -6674,7 +6656,7 @@
       <w:szCs w:val="24"/>
     </w:rPr>
   </w:style>
-  <w:style w:type="paragraph" w:styleId="Style11">
+  <w:style w:type="paragraph" w:styleId="Style9">
     <w:name w:val="Покажчик"/>
     <w:basedOn w:val="Normal"/>
     <w:qFormat/>
@@ -6685,7 +6667,7 @@
       <w:rFonts w:cs="Arial"/>
     </w:rPr>
   </w:style>
-  <w:style w:type="paragraph" w:styleId="user">
+  <w:style w:type="paragraph" w:styleId="user2">
     <w:name w:val="Заголовок (user)"/>
     <w:basedOn w:val="Normal"/>
     <w:next w:val="BodyText"/>
@@ -6700,7 +6682,7 @@
       <w:szCs w:val="28"/>
     </w:rPr>
   </w:style>
-  <w:style w:type="paragraph" w:styleId="user1">
+  <w:style w:type="paragraph" w:styleId="user3">
     <w:name w:val="Покажчик (user)"/>
     <w:basedOn w:val="Normal"/>
     <w:qFormat/>
@@ -6766,8 +6748,8 @@
       <w:szCs w:val="30"/>
     </w:rPr>
   </w:style>
-  <w:style w:type="paragraph" w:styleId="user2">
-    <w:name w:val="Вміст таблиці (user)"/>
+  <w:style w:type="paragraph" w:styleId="Style10">
+    <w:name w:val="Вміст таблиці"/>
     <w:basedOn w:val="Normal"/>
     <w:qFormat/>
     <w:pPr>
@@ -6776,9 +6758,9 @@
     </w:pPr>
     <w:rPr/>
   </w:style>
-  <w:style w:type="paragraph" w:styleId="user3">
-    <w:name w:val="Заголовок таблиці (user)"/>
-    <w:basedOn w:val="user2"/>
+  <w:style w:type="paragraph" w:styleId="Style11">
+    <w:name w:val="Заголовок таблиці"/>
+    <w:basedOn w:val="Style10"/>
     <w:qFormat/>
     <w:pPr>
       <w:suppressLineNumbers/>
